--- a/4th _sem/Ad_Java/Output/Ad_java Output.docx
+++ b/4th _sem/Ad_Java/Output/Ad_java Output.docx
@@ -4,6 +4,9 @@
   <w:body>
     <w:p>
       <w:r>
+        <w:rPr>
+          <w:noProof/>
+        </w:rPr>
         <w:drawing>
           <wp:inline distT="0" distB="0" distL="0" distR="0" wp14:anchorId="5E3B45CA" wp14:editId="7C15A56A">
             <wp:extent cx="2781541" cy="1920406"/>
@@ -43,6 +46,9 @@
     </w:p>
     <w:p>
       <w:r>
+        <w:rPr>
+          <w:noProof/>
+        </w:rPr>
         <w:drawing>
           <wp:anchor distT="0" distB="0" distL="114300" distR="114300" simplePos="0" relativeHeight="251658240" behindDoc="1" locked="0" layoutInCell="1" allowOverlap="1" wp14:anchorId="73777B52" wp14:editId="2F604375">
             <wp:simplePos x="0" y="0"/>
@@ -104,6 +110,9 @@
     </w:p>
     <w:p>
       <w:r>
+        <w:rPr>
+          <w:noProof/>
+        </w:rPr>
         <w:drawing>
           <wp:inline distT="0" distB="0" distL="0" distR="0" wp14:anchorId="3544BE50" wp14:editId="2945D0D7">
             <wp:extent cx="2743438" cy="1882303"/>
@@ -143,6 +152,9 @@
     </w:p>
     <w:p>
       <w:r>
+        <w:rPr>
+          <w:noProof/>
+        </w:rPr>
         <w:drawing>
           <wp:inline distT="0" distB="0" distL="0" distR="0" wp14:anchorId="574E89E7" wp14:editId="7B0D43DF">
             <wp:extent cx="6035563" cy="2514818"/>
@@ -182,6 +194,9 @@
     </w:p>
     <w:p>
       <w:r>
+        <w:rPr>
+          <w:noProof/>
+        </w:rPr>
         <w:lastRenderedPageBreak/>
         <w:drawing>
           <wp:inline distT="0" distB="0" distL="0" distR="0" wp14:anchorId="5C5164C4" wp14:editId="3993A8FE">
@@ -222,6 +237,9 @@
     </w:p>
     <w:p>
       <w:r>
+        <w:rPr>
+          <w:noProof/>
+        </w:rPr>
         <w:drawing>
           <wp:inline distT="0" distB="0" distL="0" distR="0" wp14:anchorId="0A9EB6CA" wp14:editId="05D71B10">
             <wp:extent cx="6180356" cy="4054191"/>
@@ -261,6 +279,9 @@
     </w:p>
     <w:p>
       <w:r>
+        <w:rPr>
+          <w:noProof/>
+        </w:rPr>
         <w:lastRenderedPageBreak/>
         <w:drawing>
           <wp:inline distT="0" distB="0" distL="0" distR="0" wp14:anchorId="41AE9090" wp14:editId="60ECCB90">
@@ -300,7 +321,222 @@
       </w:r>
     </w:p>
     <w:p/>
+    <w:p>
+      <w:r>
+        <w:rPr>
+          <w:noProof/>
+        </w:rPr>
+        <w:drawing>
+          <wp:inline distT="0" distB="0" distL="0" distR="0" wp14:anchorId="7457738E" wp14:editId="59F8FC81">
+            <wp:extent cx="3848433" cy="3292125"/>
+            <wp:effectExtent l="0" t="0" r="0" b="3810"/>
+            <wp:docPr id="289225166" name="Picture 1"/>
+            <wp:cNvGraphicFramePr>
+              <a:graphicFrameLocks xmlns:a="http://schemas.openxmlformats.org/drawingml/2006/main" noChangeAspect="1"/>
+            </wp:cNvGraphicFramePr>
+            <a:graphic xmlns:a="http://schemas.openxmlformats.org/drawingml/2006/main">
+              <a:graphicData uri="http://schemas.openxmlformats.org/drawingml/2006/picture">
+                <pic:pic xmlns:pic="http://schemas.openxmlformats.org/drawingml/2006/picture">
+                  <pic:nvPicPr>
+                    <pic:cNvPr id="289225166" name=""/>
+                    <pic:cNvPicPr/>
+                  </pic:nvPicPr>
+                  <pic:blipFill>
+                    <a:blip r:embed="rId11"/>
+                    <a:stretch>
+                      <a:fillRect/>
+                    </a:stretch>
+                  </pic:blipFill>
+                  <pic:spPr>
+                    <a:xfrm>
+                      <a:off x="0" y="0"/>
+                      <a:ext cx="3848433" cy="3292125"/>
+                    </a:xfrm>
+                    <a:prstGeom prst="rect">
+                      <a:avLst/>
+                    </a:prstGeom>
+                  </pic:spPr>
+                </pic:pic>
+              </a:graphicData>
+            </a:graphic>
+          </wp:inline>
+        </w:drawing>
+      </w:r>
+    </w:p>
     <w:p/>
+    <w:p>
+      <w:r>
+        <w:rPr>
+          <w:noProof/>
+        </w:rPr>
+        <w:lastRenderedPageBreak/>
+        <w:drawing>
+          <wp:inline distT="0" distB="0" distL="0" distR="0" wp14:anchorId="5B758ABC" wp14:editId="47582942">
+            <wp:extent cx="3520745" cy="2972058"/>
+            <wp:effectExtent l="0" t="0" r="3810" b="0"/>
+            <wp:docPr id="1113739219" name="Picture 1"/>
+            <wp:cNvGraphicFramePr>
+              <a:graphicFrameLocks xmlns:a="http://schemas.openxmlformats.org/drawingml/2006/main" noChangeAspect="1"/>
+            </wp:cNvGraphicFramePr>
+            <a:graphic xmlns:a="http://schemas.openxmlformats.org/drawingml/2006/main">
+              <a:graphicData uri="http://schemas.openxmlformats.org/drawingml/2006/picture">
+                <pic:pic xmlns:pic="http://schemas.openxmlformats.org/drawingml/2006/picture">
+                  <pic:nvPicPr>
+                    <pic:cNvPr id="1113739219" name=""/>
+                    <pic:cNvPicPr/>
+                  </pic:nvPicPr>
+                  <pic:blipFill>
+                    <a:blip r:embed="rId12"/>
+                    <a:stretch>
+                      <a:fillRect/>
+                    </a:stretch>
+                  </pic:blipFill>
+                  <pic:spPr>
+                    <a:xfrm>
+                      <a:off x="0" y="0"/>
+                      <a:ext cx="3520745" cy="2972058"/>
+                    </a:xfrm>
+                    <a:prstGeom prst="rect">
+                      <a:avLst/>
+                    </a:prstGeom>
+                  </pic:spPr>
+                </pic:pic>
+              </a:graphicData>
+            </a:graphic>
+          </wp:inline>
+        </w:drawing>
+      </w:r>
+    </w:p>
+    <w:p/>
+    <w:p/>
+    <w:p/>
+    <w:p/>
+    <w:p/>
+    <w:p/>
+    <w:p/>
+    <w:p/>
+    <w:p/>
+    <w:p/>
+    <w:p/>
+    <w:p/>
+    <w:p/>
+    <w:p/>
+    <w:p>
+      <w:r>
+        <w:lastRenderedPageBreak/>
+        <w:drawing>
+          <wp:inline distT="0" distB="0" distL="0" distR="0" wp14:anchorId="645A40E8" wp14:editId="7578F220">
+            <wp:extent cx="3696020" cy="2568163"/>
+            <wp:effectExtent l="0" t="0" r="0" b="3810"/>
+            <wp:docPr id="1388139598" name="Picture 1"/>
+            <wp:cNvGraphicFramePr>
+              <a:graphicFrameLocks xmlns:a="http://schemas.openxmlformats.org/drawingml/2006/main" noChangeAspect="1"/>
+            </wp:cNvGraphicFramePr>
+            <a:graphic xmlns:a="http://schemas.openxmlformats.org/drawingml/2006/main">
+              <a:graphicData uri="http://schemas.openxmlformats.org/drawingml/2006/picture">
+                <pic:pic xmlns:pic="http://schemas.openxmlformats.org/drawingml/2006/picture">
+                  <pic:nvPicPr>
+                    <pic:cNvPr id="1388139598" name=""/>
+                    <pic:cNvPicPr/>
+                  </pic:nvPicPr>
+                  <pic:blipFill>
+                    <a:blip r:embed="rId13"/>
+                    <a:stretch>
+                      <a:fillRect/>
+                    </a:stretch>
+                  </pic:blipFill>
+                  <pic:spPr>
+                    <a:xfrm>
+                      <a:off x="0" y="0"/>
+                      <a:ext cx="3696020" cy="2568163"/>
+                    </a:xfrm>
+                    <a:prstGeom prst="rect">
+                      <a:avLst/>
+                    </a:prstGeom>
+                  </pic:spPr>
+                </pic:pic>
+              </a:graphicData>
+            </a:graphic>
+          </wp:inline>
+        </w:drawing>
+      </w:r>
+    </w:p>
+    <w:p>
+      <w:r>
+        <w:drawing>
+          <wp:inline distT="0" distB="0" distL="0" distR="0" wp14:anchorId="2C48718C" wp14:editId="7238E31F">
+            <wp:extent cx="3581710" cy="1767993"/>
+            <wp:effectExtent l="0" t="0" r="0" b="3810"/>
+            <wp:docPr id="1144045613" name="Picture 1"/>
+            <wp:cNvGraphicFramePr>
+              <a:graphicFrameLocks xmlns:a="http://schemas.openxmlformats.org/drawingml/2006/main" noChangeAspect="1"/>
+            </wp:cNvGraphicFramePr>
+            <a:graphic xmlns:a="http://schemas.openxmlformats.org/drawingml/2006/main">
+              <a:graphicData uri="http://schemas.openxmlformats.org/drawingml/2006/picture">
+                <pic:pic xmlns:pic="http://schemas.openxmlformats.org/drawingml/2006/picture">
+                  <pic:nvPicPr>
+                    <pic:cNvPr id="1144045613" name=""/>
+                    <pic:cNvPicPr/>
+                  </pic:nvPicPr>
+                  <pic:blipFill>
+                    <a:blip r:embed="rId14"/>
+                    <a:stretch>
+                      <a:fillRect/>
+                    </a:stretch>
+                  </pic:blipFill>
+                  <pic:spPr>
+                    <a:xfrm>
+                      <a:off x="0" y="0"/>
+                      <a:ext cx="3581710" cy="1767993"/>
+                    </a:xfrm>
+                    <a:prstGeom prst="rect">
+                      <a:avLst/>
+                    </a:prstGeom>
+                  </pic:spPr>
+                </pic:pic>
+              </a:graphicData>
+            </a:graphic>
+          </wp:inline>
+        </w:drawing>
+      </w:r>
+      <w:r>
+        <w:drawing>
+          <wp:inline distT="0" distB="0" distL="0" distR="0" wp14:anchorId="2F0DA705" wp14:editId="39CD2DE1">
+            <wp:extent cx="3635055" cy="1867062"/>
+            <wp:effectExtent l="0" t="0" r="3810" b="0"/>
+            <wp:docPr id="282021151" name="Picture 1"/>
+            <wp:cNvGraphicFramePr>
+              <a:graphicFrameLocks xmlns:a="http://schemas.openxmlformats.org/drawingml/2006/main" noChangeAspect="1"/>
+            </wp:cNvGraphicFramePr>
+            <a:graphic xmlns:a="http://schemas.openxmlformats.org/drawingml/2006/main">
+              <a:graphicData uri="http://schemas.openxmlformats.org/drawingml/2006/picture">
+                <pic:pic xmlns:pic="http://schemas.openxmlformats.org/drawingml/2006/picture">
+                  <pic:nvPicPr>
+                    <pic:cNvPr id="282021151" name=""/>
+                    <pic:cNvPicPr/>
+                  </pic:nvPicPr>
+                  <pic:blipFill>
+                    <a:blip r:embed="rId15"/>
+                    <a:stretch>
+                      <a:fillRect/>
+                    </a:stretch>
+                  </pic:blipFill>
+                  <pic:spPr>
+                    <a:xfrm>
+                      <a:off x="0" y="0"/>
+                      <a:ext cx="3635055" cy="1867062"/>
+                    </a:xfrm>
+                    <a:prstGeom prst="rect">
+                      <a:avLst/>
+                    </a:prstGeom>
+                  </pic:spPr>
+                </pic:pic>
+              </a:graphicData>
+            </a:graphic>
+          </wp:inline>
+        </w:drawing>
+      </w:r>
+    </w:p>
     <w:sectPr>
       <w:pgSz w:w="12240" w:h="15840"/>
       <w:pgMar w:top="454" w:right="590" w:bottom="454" w:left="709" w:header="170" w:footer="0" w:gutter="0"/>
